--- a/docs/proposition-marguerite.docx
+++ b/docs/proposition-marguerite.docx
@@ -2179,13 +2179,13 @@
       </w:r>
     </w:p>
     <w:bookmarkEnd w:id="24"/>
-    <w:bookmarkStart w:id="25" w:name="les-formules-payantes-membre-du-club"/>
+    <w:bookmarkStart w:id="25" w:name="X2668a66f9bfa7cb53235b83c3d43caf61975858"/>
     <w:p>
       <w:pPr>
         <w:pStyle w:val="Heading3"/>
       </w:pPr>
       <w:r>
-        <w:t xml:space="preserve">Les formules payantes — Membre du club</w:t>
+        <w:t xml:space="preserve">Les formules payantes — trois portes d’entrée au club</w:t>
       </w:r>
     </w:p>
     <w:p>
@@ -2193,26 +2193,35 @@
         <w:pStyle w:val="FirstParagraph"/>
       </w:pPr>
       <w:r>
-        <w:t xml:space="preserve">Même périmètre de fonctionnalités quel que soit l’engagement, seul le prix</w:t>
-      </w:r>
-      <w:r>
-        <w:t xml:space="preserve"> </w:t>
-      </w:r>
-      <w:r>
-        <w:t xml:space="preserve">au mois change selon la durée.</w:t>
+        <w:t xml:space="preserve">Trois formules nommées comme trois moments d’une même histoire :</w:t>
+      </w:r>
+      <w:r>
+        <w:t xml:space="preserve"> </w:t>
+      </w:r>
+      <w:r>
+        <w:t xml:space="preserve">découvrir, rencontrer, s’entourer. Même périmètre de fonctionnalités dans</w:t>
+      </w:r>
+      <w:r>
+        <w:t xml:space="preserve"> </w:t>
+      </w:r>
+      <w:r>
+        <w:t xml:space="preserve">les trois cas — seule la durée d’engagement et le prix au mois changent.</w:t>
       </w:r>
     </w:p>
     <w:tbl>
       <w:tblPr>
         <w:tblStyle w:val="Table"/>
-        <w:tblW w:type="auto" w:w="0"/>
+        <w:tblW w:type="pct" w:w="5000"/>
+        <w:tblLayout w:type="fixed"/>
         <w:tblLook w:firstRow="1" w:lastRow="0" w:firstColumn="0" w:lastColumn="0" w:noHBand="0" w:noVBand="0" w:val="0020"/>
       </w:tblPr>
       <w:tblGrid>
-        <w:gridCol w:w="1980"/>
-        <w:gridCol w:w="1980"/>
-        <w:gridCol w:w="1980"/>
-        <w:gridCol w:w="1980"/>
+        <w:gridCol w:w="1320"/>
+        <w:gridCol w:w="1320"/>
+        <w:gridCol w:w="1320"/>
+        <w:gridCol w:w="1320"/>
+        <w:gridCol w:w="1320"/>
+        <w:gridCol w:w="1320"/>
       </w:tblGrid>
       <w:tr>
         <w:trPr>
@@ -2236,7 +2245,18 @@
               <w:pStyle w:val="Compact"/>
             </w:pPr>
             <w:r>
-              <w:t xml:space="preserve">Prix total</w:t>
+              <w:t xml:space="preserve">Promesse</w:t>
+            </w:r>
+          </w:p>
+        </w:tc>
+        <w:tc>
+          <w:tcPr/>
+          <w:p>
+            <w:pPr>
+              <w:pStyle w:val="Compact"/>
+            </w:pPr>
+            <w:r>
+              <w:t xml:space="preserve">Durée</w:t>
             </w:r>
           </w:p>
         </w:tc>
@@ -2248,6 +2268,17 @@
             </w:pPr>
             <w:r>
               <w:t xml:space="preserve">Prix / mois</w:t>
+            </w:r>
+          </w:p>
+        </w:tc>
+        <w:tc>
+          <w:tcPr/>
+          <w:p>
+            <w:pPr>
+              <w:pStyle w:val="Compact"/>
+            </w:pPr>
+            <w:r>
+              <w:t xml:space="preserve">Facturation</w:t>
             </w:r>
           </w:p>
         </w:tc>
@@ -2275,35 +2306,51 @@
                 <w:b/>
                 <w:bCs/>
               </w:rPr>
-              <w:t xml:space="preserve">Mensuel</w:t>
-            </w:r>
-            <w:r>
-              <w:t xml:space="preserve"> </w:t>
-            </w:r>
-            <w:r>
-              <w:t xml:space="preserve">(sans engagement)</w:t>
-            </w:r>
-          </w:p>
-        </w:tc>
-        <w:tc>
-          <w:tcPr/>
-          <w:p>
-            <w:pPr>
-              <w:pStyle w:val="Compact"/>
-            </w:pPr>
-            <w:r>
-              <w:t xml:space="preserve">9,99 €</w:t>
-            </w:r>
-          </w:p>
-        </w:tc>
-        <w:tc>
-          <w:tcPr/>
-          <w:p>
-            <w:pPr>
-              <w:pStyle w:val="Compact"/>
-            </w:pPr>
-            <w:r>
-              <w:t xml:space="preserve">9,99 €</w:t>
+              <w:t xml:space="preserve">L’Étincelle ✨</w:t>
+            </w:r>
+          </w:p>
+        </w:tc>
+        <w:tc>
+          <w:tcPr/>
+          <w:p>
+            <w:pPr>
+              <w:pStyle w:val="Compact"/>
+            </w:pPr>
+            <w:r>
+              <w:t xml:space="preserve">Pour découvrir le concept</w:t>
+            </w:r>
+          </w:p>
+        </w:tc>
+        <w:tc>
+          <w:tcPr/>
+          <w:p>
+            <w:pPr>
+              <w:pStyle w:val="Compact"/>
+            </w:pPr>
+            <w:r>
+              <w:t xml:space="preserve">1 mois</w:t>
+            </w:r>
+          </w:p>
+        </w:tc>
+        <w:tc>
+          <w:tcPr/>
+          <w:p>
+            <w:pPr>
+              <w:pStyle w:val="Compact"/>
+            </w:pPr>
+            <w:r>
+              <w:t xml:space="preserve">18,90 €</w:t>
+            </w:r>
+          </w:p>
+        </w:tc>
+        <w:tc>
+          <w:tcPr/>
+          <w:p>
+            <w:pPr>
+              <w:pStyle w:val="Compact"/>
+            </w:pPr>
+            <w:r>
+              <w:t xml:space="preserve">18,90 € / mois</w:t>
             </w:r>
           </w:p>
         </w:tc>
@@ -2331,6 +2378,28 @@
                 <w:b/>
                 <w:bCs/>
               </w:rPr>
+              <w:t xml:space="preserve">Le Lien 🧡</w:t>
+            </w:r>
+          </w:p>
+        </w:tc>
+        <w:tc>
+          <w:tcPr/>
+          <w:p>
+            <w:pPr>
+              <w:pStyle w:val="Compact"/>
+            </w:pPr>
+            <w:r>
+              <w:t xml:space="preserve">Pour rencontrer ta prochaine acolyte</w:t>
+            </w:r>
+          </w:p>
+        </w:tc>
+        <w:tc>
+          <w:tcPr/>
+          <w:p>
+            <w:pPr>
+              <w:pStyle w:val="Compact"/>
+            </w:pPr>
+            <w:r>
               <w:t xml:space="preserve">3 mois</w:t>
             </w:r>
           </w:p>
@@ -2342,34 +2411,10 @@
               <w:pStyle w:val="Compact"/>
             </w:pPr>
             <w:r>
-              <w:t xml:space="preserve">24,99 €</w:t>
-            </w:r>
-          </w:p>
-        </w:tc>
-        <w:tc>
-          <w:tcPr/>
-          <w:p>
-            <w:pPr>
-              <w:pStyle w:val="Compact"/>
-            </w:pPr>
-            <w:r>
-              <w:t xml:space="preserve">8,33 €</w:t>
-            </w:r>
-          </w:p>
-        </w:tc>
-        <w:tc>
-          <w:tcPr/>
-          <w:p>
-            <w:pPr>
-              <w:pStyle w:val="Compact"/>
-            </w:pPr>
-            <w:r>
-              <w:t xml:space="preserve">−17 %</w:t>
-            </w:r>
-          </w:p>
-        </w:tc>
-      </w:tr>
-      <w:tr>
+              <w:t xml:space="preserve">15,50 €</w:t>
+            </w:r>
+          </w:p>
+        </w:tc>
         <w:tc>
           <w:tcPr/>
           <w:p>
@@ -2381,6 +2426,60 @@
                 <w:b/>
                 <w:bCs/>
               </w:rPr>
+              <w:t xml:space="preserve">46,50 € tous les 3 mois</w:t>
+            </w:r>
+          </w:p>
+        </w:tc>
+        <w:tc>
+          <w:tcPr/>
+          <w:p>
+            <w:pPr>
+              <w:pStyle w:val="Compact"/>
+            </w:pPr>
+            <w:r>
+              <w:rPr>
+                <w:b/>
+                <w:bCs/>
+              </w:rPr>
+              <w:t xml:space="preserve">−18 %</w:t>
+            </w:r>
+          </w:p>
+        </w:tc>
+      </w:tr>
+      <w:tr>
+        <w:tc>
+          <w:tcPr/>
+          <w:p>
+            <w:pPr>
+              <w:pStyle w:val="Compact"/>
+            </w:pPr>
+            <w:r>
+              <w:rPr>
+                <w:b/>
+                <w:bCs/>
+              </w:rPr>
+              <w:t xml:space="preserve">La Bande 👯</w:t>
+            </w:r>
+          </w:p>
+        </w:tc>
+        <w:tc>
+          <w:tcPr/>
+          <w:p>
+            <w:pPr>
+              <w:pStyle w:val="Compact"/>
+            </w:pPr>
+            <w:r>
+              <w:t xml:space="preserve">Pour te constituer ton gang de copines</w:t>
+            </w:r>
+          </w:p>
+        </w:tc>
+        <w:tc>
+          <w:tcPr/>
+          <w:p>
+            <w:pPr>
+              <w:pStyle w:val="Compact"/>
+            </w:pPr>
+            <w:r>
               <w:t xml:space="preserve">6 mois</w:t>
             </w:r>
           </w:p>
@@ -2392,29 +2491,37 @@
               <w:pStyle w:val="Compact"/>
             </w:pPr>
             <w:r>
-              <w:t xml:space="preserve">39,99 €</w:t>
-            </w:r>
-          </w:p>
-        </w:tc>
-        <w:tc>
-          <w:tcPr/>
-          <w:p>
-            <w:pPr>
-              <w:pStyle w:val="Compact"/>
-            </w:pPr>
-            <w:r>
-              <w:t xml:space="preserve">6,66 €</w:t>
-            </w:r>
-          </w:p>
-        </w:tc>
-        <w:tc>
-          <w:tcPr/>
-          <w:p>
-            <w:pPr>
-              <w:pStyle w:val="Compact"/>
-            </w:pPr>
-            <w:r>
-              <w:t xml:space="preserve">−33 %</w:t>
+              <w:t xml:space="preserve">12,50 €</w:t>
+            </w:r>
+          </w:p>
+        </w:tc>
+        <w:tc>
+          <w:tcPr/>
+          <w:p>
+            <w:pPr>
+              <w:pStyle w:val="Compact"/>
+            </w:pPr>
+            <w:r>
+              <w:rPr>
+                <w:b/>
+                <w:bCs/>
+              </w:rPr>
+              <w:t xml:space="preserve">75 € tous les 6 mois</w:t>
+            </w:r>
+          </w:p>
+        </w:tc>
+        <w:tc>
+          <w:tcPr/>
+          <w:p>
+            <w:pPr>
+              <w:pStyle w:val="Compact"/>
+            </w:pPr>
+            <w:r>
+              <w:rPr>
+                <w:b/>
+                <w:bCs/>
+              </w:rPr>
+              <w:t xml:space="preserve">−34 %</w:t>
             </w:r>
           </w:p>
         </w:tc>
@@ -2441,13 +2548,13 @@
         <w:t xml:space="preserve"> </w:t>
       </w:r>
       <w:r>
-        <w:t xml:space="preserve">pour les formules 3 et 6 mois (trésorerie</w:t>
-      </w:r>
-      <w:r>
-        <w:t xml:space="preserve"> </w:t>
-      </w:r>
-      <w:r>
-        <w:t xml:space="preserve">immédiate pour toi, meilleur deal pour la fille).</w:t>
+        <w:t xml:space="preserve">pour Le Lien et La Bande (trésorerie</w:t>
+      </w:r>
+      <w:r>
+        <w:t xml:space="preserve"> </w:t>
+      </w:r>
+      <w:r>
+        <w:t xml:space="preserve">immédiate pour ta société, meilleur deal au mois pour la fille).</w:t>
       </w:r>
     </w:p>
     <w:p>
@@ -2862,7 +2969,7 @@
               <w:t xml:space="preserve"> </w:t>
             </w:r>
             <w:r>
-              <w:t xml:space="preserve">(à partir de 6,66 €/mois)</w:t>
+              <w:t xml:space="preserve">(à partir de 12,50 €/mois)</w:t>
             </w:r>
           </w:p>
         </w:tc>
@@ -3430,31 +3537,41 @@
         <w:t xml:space="preserve"> </w:t>
       </w:r>
       <w:r>
-        <w:t xml:space="preserve">s’affichent ensemble sur l’écran</w:t>
-      </w:r>
-      <w:r>
-        <w:t xml:space="preserve"> </w:t>
-      </w:r>
-      <w:r>
-        <w:rPr>
-          <w:rStyle w:val="VerbatimChar"/>
-        </w:rPr>
-        <w:t xml:space="preserve">/subscribe</w:t>
-      </w:r>
-      <w:r>
-        <w:t xml:space="preserve">, avec</w:t>
-      </w:r>
-      <w:r>
-        <w:t xml:space="preserve"> </w:t>
-      </w:r>
-      <w:r>
-        <w:t xml:space="preserve">la 6 mois mise en avant (</w:t>
+        <w:t xml:space="preserve">s’affichent ensemble sur l’écran d’abonnement,</w:t>
+      </w:r>
+      <w:r>
+        <w:t xml:space="preserve"> </w:t>
+      </w:r>
+      <w:r>
+        <w:t xml:space="preserve">avec</w:t>
+      </w:r>
+      <w:r>
+        <w:t xml:space="preserve"> </w:t>
+      </w:r>
+      <w:r>
+        <w:rPr>
+          <w:b/>
+          <w:bCs/>
+        </w:rPr>
+        <w:t xml:space="preserve">La Bande</w:t>
+      </w:r>
+      <w:r>
+        <w:t xml:space="preserve"> </w:t>
+      </w:r>
+      <w:r>
+        <w:t xml:space="preserve">mise en avant (</w:t>
       </w:r>
       <w:r>
         <w:t xml:space="preserve">“le plus choisi”</w:t>
       </w:r>
       <w:r>
-        <w:t xml:space="preserve">, économie soulignée).</w:t>
+        <w:t xml:space="preserve">, économie −34 %</w:t>
+      </w:r>
+      <w:r>
+        <w:t xml:space="preserve"> </w:t>
+      </w:r>
+      <w:r>
+        <w:t xml:space="preserve">soulignée).</w:t>
       </w:r>
     </w:p>
     <w:p>
@@ -3482,13 +3599,13 @@
         <w:t xml:space="preserve"> </w:t>
       </w:r>
       <w:r>
-        <w:t xml:space="preserve">est possible en un clic depuis le profil (on n’est pas</w:t>
-      </w:r>
-      <w:r>
-        <w:t xml:space="preserve"> </w:t>
-      </w:r>
-      <w:r>
-        <w:t xml:space="preserve">là pour retenir les filles contre leur gré — ça protège la marque).</w:t>
+        <w:t xml:space="preserve">est possible en un clic depuis le profil (on n’est</w:t>
+      </w:r>
+      <w:r>
+        <w:t xml:space="preserve"> </w:t>
+      </w:r>
+      <w:r>
+        <w:t xml:space="preserve">pas là pour retenir les filles contre leur gré — ça protège la marque).</w:t>
       </w:r>
     </w:p>
     <w:p>
@@ -3500,13 +3617,13 @@
         </w:numPr>
       </w:pPr>
       <w:r>
-        <w:t xml:space="preserve">Les relances de fin d’engagement 3/6 mois sont gérées automatiquement</w:t>
-      </w:r>
-      <w:r>
-        <w:t xml:space="preserve"> </w:t>
-      </w:r>
-      <w:r>
-        <w:t xml:space="preserve">via</w:t>
+        <w:t xml:space="preserve">Les relances de fin d’engagement pour Le Lien et La Bande sont gérées</w:t>
+      </w:r>
+      <w:r>
+        <w:t xml:space="preserve"> </w:t>
+      </w:r>
+      <w:r>
+        <w:t xml:space="preserve">automatiquement via</w:t>
       </w:r>
       <w:r>
         <w:t xml:space="preserve"> </w:t>
@@ -3522,7 +3639,13 @@
         <w:t xml:space="preserve"> </w:t>
       </w:r>
       <w:r>
-        <w:t xml:space="preserve">(email J-7, J-2, J-0 avec proposition de renouvellement).</w:t>
+        <w:t xml:space="preserve">(email J-7, J-2, J-0 avec proposition de</w:t>
+      </w:r>
+      <w:r>
+        <w:t xml:space="preserve"> </w:t>
+      </w:r>
+      <w:r>
+        <w:t xml:space="preserve">renouvellement).</w:t>
       </w:r>
     </w:p>
     <w:p>

--- a/docs/proposition-marguerite.docx
+++ b/docs/proposition-marguerite.docx
@@ -6485,7 +6485,13 @@
         <w:t xml:space="preserve"> </w:t>
       </w:r>
       <w:r>
-        <w:t xml:space="preserve">pour l’abonnement mensuel (9,99 €).</w:t>
+        <w:t xml:space="preserve">pour les trois formules d’abonnement</w:t>
+      </w:r>
+      <w:r>
+        <w:t xml:space="preserve"> </w:t>
+      </w:r>
+      <w:r>
+        <w:t xml:space="preserve">(L’Étincelle / Le Lien / La Bande — voir § 3 bis pour les tarifs).</w:t>
       </w:r>
     </w:p>
     <w:p>

--- a/docs/proposition-marguerite.docx
+++ b/docs/proposition-marguerite.docx
@@ -28,7 +28,7 @@
         </w:p>
       </w:sdtContent>
     </w:sdt>
-    <w:bookmarkStart w:id="69" w:name="X09d923133187325e18f93199eae989fb60a5bba"/>
+    <w:bookmarkStart w:id="70" w:name="X09d923133187325e18f93199eae989fb60a5bba"/>
     <w:p>
       <w:pPr>
         <w:pStyle w:val="Heading1"/>
@@ -570,7 +570,7 @@
     </w:p>
     <w:bookmarkEnd w:id="11"/>
     <w:bookmarkEnd w:id="12"/>
-    <w:bookmarkStart w:id="21" w:name="parcours-utilisatrice-et-user-stories"/>
+    <w:bookmarkStart w:id="22" w:name="parcours-utilisatrice-et-user-stories"/>
     <w:p>
       <w:pPr>
         <w:pStyle w:val="Heading2"/>
@@ -833,7 +833,23 @@
         <w:pStyle w:val="FirstParagraph"/>
       </w:pPr>
       <w:r>
-        <w:t xml:space="preserve">Une fois le compte créé, on collecte en 4 étapes courtes :</w:t>
+        <w:t xml:space="preserve">Une fois le compte créé, on collecte en</w:t>
+      </w:r>
+      <w:r>
+        <w:t xml:space="preserve"> </w:t>
+      </w:r>
+      <w:r>
+        <w:rPr>
+          <w:b/>
+          <w:bCs/>
+        </w:rPr>
+        <w:t xml:space="preserve">5 étapes courtes</w:t>
+      </w:r>
+      <w:r>
+        <w:t xml:space="preserve"> </w:t>
+      </w:r>
+      <w:r>
+        <w:t xml:space="preserve">:</w:t>
       </w:r>
     </w:p>
     <w:p>
@@ -849,29 +865,37 @@
           <w:b/>
           <w:bCs/>
         </w:rPr>
-        <w:t xml:space="preserve">Prénom</w:t>
-      </w:r>
-      <w:r>
-        <w:t xml:space="preserve"> </w:t>
-      </w:r>
-      <w:r>
-        <w:t xml:space="preserve">(requis) et</w:t>
-      </w:r>
-      <w:r>
-        <w:t xml:space="preserve"> </w:t>
-      </w:r>
-      <w:r>
-        <w:rPr>
-          <w:b/>
-          <w:bCs/>
-        </w:rPr>
-        <w:t xml:space="preserve">nom</w:t>
-      </w:r>
-      <w:r>
-        <w:t xml:space="preserve"> </w:t>
-      </w:r>
-      <w:r>
-        <w:t xml:space="preserve">(facultatif).</w:t>
+        <w:t xml:space="preserve">Identité</w:t>
+      </w:r>
+      <w:r>
+        <w:t xml:space="preserve"> </w:t>
+      </w:r>
+      <w:r>
+        <w:t xml:space="preserve">— prénom (requis) + nom, Instagram, téléphone (tous</w:t>
+      </w:r>
+      <w:r>
+        <w:t xml:space="preserve"> </w:t>
+      </w:r>
+      <w:r>
+        <w:t xml:space="preserve">facultatifs, avec mention</w:t>
+      </w:r>
+      <w:r>
+        <w:t xml:space="preserve"> </w:t>
+      </w:r>
+      <w:r>
+        <w:t xml:space="preserve">“visible uniquement par les membres”</w:t>
+      </w:r>
+      <w:r>
+        <w:t xml:space="preserve"> </w:t>
+      </w:r>
+      <w:r>
+        <w:t xml:space="preserve">pour</w:t>
+      </w:r>
+      <w:r>
+        <w:t xml:space="preserve"> </w:t>
+      </w:r>
+      <w:r>
+        <w:t xml:space="preserve">Instagram).</w:t>
       </w:r>
     </w:p>
     <w:p>
@@ -887,6 +911,86 @@
           <w:b/>
           <w:bCs/>
         </w:rPr>
+        <w:t xml:space="preserve">Photo de profil</w:t>
+      </w:r>
+      <w:r>
+        <w:t xml:space="preserve"> </w:t>
+      </w:r>
+      <w:r>
+        <w:t xml:space="preserve">— écran dédié style Tinder : grande card 4:5 au</w:t>
+      </w:r>
+      <w:r>
+        <w:t xml:space="preserve"> </w:t>
+      </w:r>
+      <w:r>
+        <w:t xml:space="preserve">centre, tap pour ouvrir la galerie, puis</w:t>
+      </w:r>
+      <w:r>
+        <w:t xml:space="preserve"> </w:t>
+      </w:r>
+      <w:r>
+        <w:rPr>
+          <w:b/>
+          <w:bCs/>
+        </w:rPr>
+        <w:t xml:space="preserve">recadrage dynamique</w:t>
+      </w:r>
+      <w:r>
+        <w:t xml:space="preserve"> </w:t>
+      </w:r>
+      <w:r>
+        <w:t xml:space="preserve">(grille règle des tiers, pan + pinch pour zoomer). Facultatif mais</w:t>
+      </w:r>
+      <w:r>
+        <w:t xml:space="preserve"> </w:t>
+      </w:r>
+      <w:r>
+        <w:t xml:space="preserve">soft-nudgé : tant qu’aucune photo n’est ajoutée le bouton</w:t>
+      </w:r>
+      <w:r>
+        <w:t xml:space="preserve"> </w:t>
+      </w:r>
+      <w:r>
+        <w:rPr>
+          <w:rStyle w:val="VerbatimChar"/>
+        </w:rPr>
+        <w:t xml:space="preserve">Plus tard</w:t>
+      </w:r>
+      <w:r>
+        <w:t xml:space="preserve"> </w:t>
+      </w:r>
+      <w:r>
+        <w:t xml:space="preserve">est en ghost, dès qu’une photo est chargée il devient un</w:t>
+      </w:r>
+      <w:r>
+        <w:t xml:space="preserve"> </w:t>
+      </w:r>
+      <w:r>
+        <w:rPr>
+          <w:rStyle w:val="VerbatimChar"/>
+        </w:rPr>
+        <w:t xml:space="preserve">Continuer</w:t>
+      </w:r>
+      <w:r>
+        <w:t xml:space="preserve"> </w:t>
+      </w:r>
+      <w:r>
+        <w:t xml:space="preserve">primary terracotta.</w:t>
+      </w:r>
+    </w:p>
+    <w:p>
+      <w:pPr>
+        <w:pStyle w:val="Compact"/>
+        <w:numPr>
+          <w:ilvl w:val="0"/>
+          <w:numId w:val="1004"/>
+        </w:numPr>
+      </w:pPr>
+      <w:r>
+        <w:rPr>
+          <w:b/>
+          <w:bCs/>
+        </w:rPr>
         <w:t xml:space="preserve">Ville</w:t>
       </w:r>
       <w:r>
@@ -960,7 +1064,7 @@
         <w:pStyle w:val="FirstParagraph"/>
       </w:pPr>
       <w:r>
-        <w:t xml:space="preserve">Barre de progression affichée uniquement sur ces 4 étapes pour que</w:t>
+        <w:t xml:space="preserve">Barre de progression affichée uniquement sur ces 5 étapes pour que</w:t>
       </w:r>
       <w:r>
         <w:t xml:space="preserve"> </w:t>
@@ -1492,13 +1596,366 @@
       </w:r>
     </w:p>
     <w:bookmarkEnd w:id="19"/>
-    <w:bookmarkStart w:id="20" w:name="mon-profil"/>
+    <w:bookmarkStart w:id="20" w:name="mon-profil-tout-modifiable"/>
     <w:p>
       <w:pPr>
         <w:pStyle w:val="Heading3"/>
       </w:pPr>
       <w:r>
-        <w:t xml:space="preserve">2.8 Mon profil</w:t>
+        <w:t xml:space="preserve">2.8 Mon profil — tout modifiable</w:t>
+      </w:r>
+    </w:p>
+    <w:p>
+      <w:pPr>
+        <w:pStyle w:val="FirstParagraph"/>
+      </w:pPr>
+      <w:r>
+        <w:t xml:space="preserve">La page profil fait office de centre de contrôle. Toutes les sections</w:t>
+      </w:r>
+      <w:r>
+        <w:t xml:space="preserve"> </w:t>
+      </w:r>
+      <w:r>
+        <w:t xml:space="preserve">sont</w:t>
+      </w:r>
+      <w:r>
+        <w:t xml:space="preserve"> </w:t>
+      </w:r>
+      <w:r>
+        <w:rPr>
+          <w:b/>
+          <w:bCs/>
+        </w:rPr>
+        <w:t xml:space="preserve">éditables via une popup dédiée</w:t>
+      </w:r>
+      <w:r>
+        <w:t xml:space="preserve"> </w:t>
+      </w:r>
+      <w:r>
+        <w:t xml:space="preserve">— un seul pattern : tap → sheet</w:t>
+      </w:r>
+      <w:r>
+        <w:t xml:space="preserve"> </w:t>
+      </w:r>
+      <w:r>
+        <w:t xml:space="preserve">→ save → mise à jour immédiate du profil (en prod ça mappera sur</w:t>
+      </w:r>
+      <w:r>
+        <w:t xml:space="preserve"> </w:t>
+      </w:r>
+      <w:r>
+        <w:rPr>
+          <w:rStyle w:val="VerbatimChar"/>
+        </w:rPr>
+        <w:t xml:space="preserve">PATCH /me</w:t>
+      </w:r>
+      <w:r>
+        <w:t xml:space="preserve"> </w:t>
+      </w:r>
+      <w:r>
+        <w:t xml:space="preserve">côté backend).</w:t>
+      </w:r>
+    </w:p>
+    <w:p>
+      <w:pPr>
+        <w:pStyle w:val="BodyText"/>
+      </w:pPr>
+      <w:r>
+        <w:rPr>
+          <w:b/>
+          <w:bCs/>
+        </w:rPr>
+        <w:t xml:space="preserve">Identité</w:t>
+      </w:r>
+      <w:r>
+        <w:t xml:space="preserve"> </w:t>
+      </w:r>
+      <w:r>
+        <w:t xml:space="preserve">(cover terracotta + avatar ring)</w:t>
+      </w:r>
+      <w:r>
+        <w:t xml:space="preserve"> </w:t>
+      </w:r>
+      <w:r>
+        <w:t xml:space="preserve">- Photo de profil : tap sur l’avatar → picker →</w:t>
+      </w:r>
+      <w:r>
+        <w:t xml:space="preserve"> </w:t>
+      </w:r>
+      <w:r>
+        <w:rPr>
+          <w:b/>
+          <w:bCs/>
+        </w:rPr>
+        <w:t xml:space="preserve">cropper Tinder-style</w:t>
+      </w:r>
+      <w:r>
+        <w:t xml:space="preserve"> </w:t>
+      </w:r>
+      <w:r>
+        <w:t xml:space="preserve">(même flux que l’onboarding).</w:t>
+      </w:r>
+      <w:r>
+        <w:t xml:space="preserve"> </w:t>
+      </w:r>
+      <w:r>
+        <w:t xml:space="preserve">- Bouton</w:t>
+      </w:r>
+      <w:r>
+        <w:t xml:space="preserve"> </w:t>
+      </w:r>
+      <w:r>
+        <w:rPr>
+          <w:rStyle w:val="VerbatimChar"/>
+        </w:rPr>
+        <w:t xml:space="preserve">⋯</w:t>
+      </w:r>
+      <w:r>
+        <w:t xml:space="preserve"> </w:t>
+      </w:r>
+      <w:r>
+        <w:t xml:space="preserve">en haut-droit → ouvre les</w:t>
+      </w:r>
+      <w:r>
+        <w:t xml:space="preserve"> </w:t>
+      </w:r>
+      <w:r>
+        <w:rPr>
+          <w:b/>
+          <w:bCs/>
+        </w:rPr>
+        <w:t xml:space="preserve">réglages de confidentialité</w:t>
+      </w:r>
+      <w:r>
+        <w:t xml:space="preserve">.</w:t>
+      </w:r>
+    </w:p>
+    <w:p>
+      <w:pPr>
+        <w:pStyle w:val="BodyText"/>
+      </w:pPr>
+      <w:r>
+        <w:rPr>
+          <w:b/>
+          <w:bCs/>
+        </w:rPr>
+        <w:t xml:space="preserve">Bio</w:t>
+      </w:r>
+      <w:r>
+        <w:t xml:space="preserve"> </w:t>
+      </w:r>
+      <w:r>
+        <w:t xml:space="preserve">(nouvelle section)</w:t>
+      </w:r>
+      <w:r>
+        <w:t xml:space="preserve"> </w:t>
+      </w:r>
+      <w:r>
+        <w:t xml:space="preserve">- 200 caractères maximum, éditable via popup avec compteur live.</w:t>
+      </w:r>
+      <w:r>
+        <w:t xml:space="preserve"> </w:t>
+      </w:r>
+      <w:r>
+        <w:t xml:space="preserve">- Affichée en Playfair italique comme une citation éditoriale.</w:t>
+      </w:r>
+    </w:p>
+    <w:p>
+      <w:pPr>
+        <w:pStyle w:val="BodyText"/>
+      </w:pPr>
+      <w:r>
+        <w:rPr>
+          <w:b/>
+          <w:bCs/>
+        </w:rPr>
+        <w:t xml:space="preserve">Statistiques</w:t>
+      </w:r>
+      <w:r>
+        <w:t xml:space="preserve"> </w:t>
+      </w:r>
+      <w:r>
+        <w:t xml:space="preserve">: événements, rencontrées, membre depuis (MM/YYYY).</w:t>
+      </w:r>
+    </w:p>
+    <w:p>
+      <w:pPr>
+        <w:pStyle w:val="BodyText"/>
+      </w:pPr>
+      <w:r>
+        <w:rPr>
+          <w:b/>
+          <w:bCs/>
+        </w:rPr>
+        <w:t xml:space="preserve">Mes favoris</w:t>
+      </w:r>
+      <w:r>
+        <w:t xml:space="preserve"> </w:t>
+      </w:r>
+      <w:r>
+        <w:t xml:space="preserve">: lien vers la grille des événements sauvegardés</w:t>
+      </w:r>
+      <w:r>
+        <w:t xml:space="preserve"> </w:t>
+      </w:r>
+      <w:r>
+        <w:t xml:space="preserve">(futurs, présents et passés confondus, triés par date).</w:t>
+      </w:r>
+    </w:p>
+    <w:p>
+      <w:pPr>
+        <w:pStyle w:val="BodyText"/>
+      </w:pPr>
+      <w:r>
+        <w:rPr>
+          <w:b/>
+          <w:bCs/>
+        </w:rPr>
+        <w:t xml:space="preserve">Centres d’intérêt</w:t>
+      </w:r>
+      <w:r>
+        <w:t xml:space="preserve"> </w:t>
+      </w:r>
+      <w:r>
+        <w:t xml:space="preserve">: chips, tap → popup multi-select (au moins 2).</w:t>
+      </w:r>
+    </w:p>
+    <w:p>
+      <w:pPr>
+        <w:pStyle w:val="BodyText"/>
+      </w:pPr>
+      <w:r>
+        <w:rPr>
+          <w:b/>
+          <w:bCs/>
+        </w:rPr>
+        <w:t xml:space="preserve">Mon identité</w:t>
+      </w:r>
+      <w:r>
+        <w:t xml:space="preserve"> </w:t>
+      </w:r>
+      <w:r>
+        <w:t xml:space="preserve">: 4 lignes éditables — prénom, nom, ville</w:t>
+      </w:r>
+      <w:r>
+        <w:t xml:space="preserve"> </w:t>
+      </w:r>
+      <w:r>
+        <w:t xml:space="preserve">(</w:t>
+      </w:r>
+      <w:r>
+        <w:rPr>
+          <w:rStyle w:val="VerbatimChar"/>
+        </w:rPr>
+        <w:t xml:space="preserve">CityPicker</w:t>
+      </w:r>
+      <w:r>
+        <w:t xml:space="preserve">), Instagram.</w:t>
+      </w:r>
+    </w:p>
+    <w:p>
+      <w:pPr>
+        <w:pStyle w:val="BodyText"/>
+      </w:pPr>
+      <w:r>
+        <w:rPr>
+          <w:b/>
+          <w:bCs/>
+        </w:rPr>
+        <w:t xml:space="preserve">Paramètres</w:t>
+      </w:r>
+      <w:r>
+        <w:t xml:space="preserve"> </w:t>
+      </w:r>
+      <w:r>
+        <w:t xml:space="preserve">: Notifications (push + email, toggles dans une popup)</w:t>
+      </w:r>
+      <w:r>
+        <w:t xml:space="preserve"> </w:t>
+      </w:r>
+      <w:r>
+        <w:t xml:space="preserve">et email (éditable).</w:t>
+      </w:r>
+    </w:p>
+    <w:p>
+      <w:pPr>
+        <w:pStyle w:val="BodyText"/>
+      </w:pPr>
+      <w:r>
+        <w:rPr>
+          <w:b/>
+          <w:bCs/>
+        </w:rPr>
+        <w:t xml:space="preserve">Footer</w:t>
+      </w:r>
+      <w:r>
+        <w:t xml:space="preserve"> </w:t>
+      </w:r>
+      <w:r>
+        <w:t xml:space="preserve">:</w:t>
+      </w:r>
+      <w:r>
+        <w:t xml:space="preserve"> </w:t>
+      </w:r>
+      <w:r>
+        <w:rPr>
+          <w:rStyle w:val="VerbatimChar"/>
+        </w:rPr>
+        <w:t xml:space="preserve">Gérer mon abonnement</w:t>
+      </w:r>
+      <w:r>
+        <w:t xml:space="preserve"> </w:t>
+      </w:r>
+      <w:r>
+        <w:t xml:space="preserve">|</w:t>
+      </w:r>
+      <w:r>
+        <w:t xml:space="preserve"> </w:t>
+      </w:r>
+      <w:r>
+        <w:rPr>
+          <w:rStyle w:val="VerbatimChar"/>
+        </w:rPr>
+        <w:t xml:space="preserve">Se déconnecter</w:t>
+      </w:r>
+      <w:r>
+        <w:t xml:space="preserve"> </w:t>
+      </w:r>
+      <w:r>
+        <w:t xml:space="preserve">côte à côte.</w:t>
+      </w:r>
+    </w:p>
+    <w:bookmarkEnd w:id="20"/>
+    <w:bookmarkStart w:id="21" w:name="confidentialité-tu-choisis-ce-quon-voit"/>
+    <w:p>
+      <w:pPr>
+        <w:pStyle w:val="Heading3"/>
+      </w:pPr>
+      <w:r>
+        <w:t xml:space="preserve">2.9 Confidentialité — tu choisis ce qu’on voit</w:t>
+      </w:r>
+    </w:p>
+    <w:p>
+      <w:pPr>
+        <w:pStyle w:val="FirstParagraph"/>
+      </w:pPr>
+      <w:r>
+        <w:t xml:space="preserve">Panneau dédié ouvert depuis le</w:t>
+      </w:r>
+      <w:r>
+        <w:t xml:space="preserve"> </w:t>
+      </w:r>
+      <w:r>
+        <w:rPr>
+          <w:rStyle w:val="VerbatimChar"/>
+        </w:rPr>
+        <w:t xml:space="preserve">⋯</w:t>
+      </w:r>
+      <w:r>
+        <w:t xml:space="preserve"> </w:t>
+      </w:r>
+      <w:r>
+        <w:t xml:space="preserve">sur la cover du profil.</w:t>
       </w:r>
     </w:p>
     <w:p>
@@ -1510,7 +1967,44 @@
         </w:numPr>
       </w:pPr>
       <w:r>
-        <w:t xml:space="preserve">Photo, prénom, âge, ville, statut (membre du club/fidèle).</w:t>
+        <w:rPr>
+          <w:b/>
+          <w:bCs/>
+        </w:rPr>
+        <w:t xml:space="preserve">Master switch</w:t>
+      </w:r>
+      <w:r>
+        <w:t xml:space="preserve"> </w:t>
+      </w:r>
+      <w:r>
+        <w:t xml:space="preserve">:</w:t>
+      </w:r>
+      <w:r>
+        <w:t xml:space="preserve"> </w:t>
+      </w:r>
+      <w:r>
+        <w:rPr>
+          <w:rStyle w:val="VerbatimChar"/>
+        </w:rPr>
+        <w:t xml:space="preserve">Rendre mon profil visible</w:t>
+      </w:r>
+      <w:r>
+        <w:t xml:space="preserve"> </w:t>
+      </w:r>
+      <w:r>
+        <w:t xml:space="preserve">— quand off, profil</w:t>
+      </w:r>
+      <w:r>
+        <w:t xml:space="preserve"> </w:t>
+      </w:r>
+      <w:r>
+        <w:t xml:space="preserve">masqué partout (annuaire, pages d’événement), les toggles détaillés se</w:t>
+      </w:r>
+      <w:r>
+        <w:t xml:space="preserve"> </w:t>
+      </w:r>
+      <w:r>
+        <w:t xml:space="preserve">grisent.</w:t>
       </w:r>
     </w:p>
     <w:p>
@@ -1522,13 +2016,29 @@
         </w:numPr>
       </w:pPr>
       <w:r>
-        <w:t xml:space="preserve">Parcours : niveau de fidélité basé sur le nombre d’événements participés</w:t>
-      </w:r>
-      <w:r>
-        <w:t xml:space="preserve"> </w:t>
-      </w:r>
-      <w:r>
-        <w:t xml:space="preserve">(5 paliers : Nouvelle venue → Ambassadrice).</w:t>
+        <w:rPr>
+          <w:b/>
+          <w:bCs/>
+        </w:rPr>
+        <w:t xml:space="preserve">Toggles par champ</w:t>
+      </w:r>
+      <w:r>
+        <w:t xml:space="preserve"> </w:t>
+      </w:r>
+      <w:r>
+        <w:t xml:space="preserve">(identité / à propos / stats) : prénom, nom,</w:t>
+      </w:r>
+      <w:r>
+        <w:t xml:space="preserve"> </w:t>
+      </w:r>
+      <w:r>
+        <w:t xml:space="preserve">âge, ville, bio, centres d’intérêt, Instagram, nombre d’événements,</w:t>
+      </w:r>
+      <w:r>
+        <w:t xml:space="preserve"> </w:t>
+      </w:r>
+      <w:r>
+        <w:t xml:space="preserve">filles rencontrées.</w:t>
       </w:r>
     </w:p>
     <w:p>
@@ -1540,7 +2050,13 @@
         </w:numPr>
       </w:pPr>
       <w:r>
-        <w:t xml:space="preserve">Statistiques : événements, filles rencontrées, membre depuis.</w:t>
+        <w:t xml:space="preserve">Valeurs par défaut raisonnables : prénom / âge / ville / bio / centres</w:t>
+      </w:r>
+      <w:r>
+        <w:t xml:space="preserve"> </w:t>
+      </w:r>
+      <w:r>
+        <w:t xml:space="preserve">d’intérêt ON ; nom / Instagram / filles rencontrées OFF.</w:t>
       </w:r>
     </w:p>
     <w:p>
@@ -1552,13 +2068,7 @@
         </w:numPr>
       </w:pPr>
       <w:r>
-        <w:t xml:space="preserve">Favoris, centres d’intérêt, paramètres, gestion de l’abonnement,</w:t>
-      </w:r>
-      <w:r>
-        <w:t xml:space="preserve"> </w:t>
-      </w:r>
-      <w:r>
-        <w:t xml:space="preserve">déconnexion.</w:t>
+        <w:t xml:space="preserve">Tout est syncé immédiatement dans le store (et côté backend en prod).</w:t>
       </w:r>
     </w:p>
     <w:p>
@@ -1568,9 +2078,9 @@
         </w:pict>
       </w:r>
     </w:p>
-    <w:bookmarkEnd w:id="20"/>
     <w:bookmarkEnd w:id="21"/>
-    <w:bookmarkStart w:id="22" w:name="structure-de-lapp-5-onglets"/>
+    <w:bookmarkEnd w:id="22"/>
+    <w:bookmarkStart w:id="23" w:name="structure-de-lapp-5-onglets"/>
     <w:p>
       <w:pPr>
         <w:pStyle w:val="Heading2"/>
@@ -1801,8 +2311,8 @@
         </w:pict>
       </w:r>
     </w:p>
-    <w:bookmarkEnd w:id="22"/>
-    <w:bookmarkStart w:id="29" w:name="X218f8d736eab9e8b33271e5885465737a9c4700"/>
+    <w:bookmarkEnd w:id="23"/>
+    <w:bookmarkStart w:id="30" w:name="X218f8d736eab9e8b33271e5885465737a9c4700"/>
     <w:p>
       <w:pPr>
         <w:pStyle w:val="Heading2"/>
@@ -1825,7 +2335,7 @@
         <w:t xml:space="preserve">— on peut revenir à un abonnement mensuel simple si tu préfères.</w:t>
       </w:r>
     </w:p>
-    <w:bookmarkStart w:id="23" w:name="pourquoi-un-freemium-engagements-longs"/>
+    <w:bookmarkStart w:id="24" w:name="pourquoi-un-freemium-engagements-longs"/>
     <w:p>
       <w:pPr>
         <w:pStyle w:val="Heading3"/>
@@ -1928,8 +2438,8 @@
         <w:t xml:space="preserve">après les prélèvements mensuels.</w:t>
       </w:r>
     </w:p>
-    <w:bookmarkEnd w:id="23"/>
-    <w:bookmarkStart w:id="24" w:name="le-freemium-membre-découverte-gratuit"/>
+    <w:bookmarkEnd w:id="24"/>
+    <w:bookmarkStart w:id="25" w:name="le-freemium-membre-découverte-gratuit"/>
     <w:p>
       <w:pPr>
         <w:pStyle w:val="Heading3"/>
@@ -2178,8 +2688,8 @@
         <w:t xml:space="preserve">Pas d’events privés / exclusifs.</w:t>
       </w:r>
     </w:p>
-    <w:bookmarkEnd w:id="24"/>
-    <w:bookmarkStart w:id="25" w:name="X2668a66f9bfa7cb53235b83c3d43caf61975858"/>
+    <w:bookmarkEnd w:id="25"/>
+    <w:bookmarkStart w:id="26" w:name="X2668a66f9bfa7cb53235b83c3d43caf61975858"/>
     <w:p>
       <w:pPr>
         <w:pStyle w:val="Heading3"/>
@@ -2733,8 +3243,8 @@
         <w:t xml:space="preserve">Notifications prioritaires sur les nouvelles annonces.</w:t>
       </w:r>
     </w:p>
-    <w:bookmarkEnd w:id="25"/>
-    <w:bookmarkStart w:id="26" w:name="bonus-fidélité-membre-fidèle"/>
+    <w:bookmarkEnd w:id="26"/>
+    <w:bookmarkStart w:id="27" w:name="bonus-fidélité-membre-fidèle"/>
     <w:p>
       <w:pPr>
         <w:pStyle w:val="Heading3"/>
@@ -2896,8 +3406,8 @@
         <w:t xml:space="preserve">crée une mécanique d’aspiration saine pour les nouvelles inscrites.</w:t>
       </w:r>
     </w:p>
-    <w:bookmarkEnd w:id="26"/>
-    <w:bookmarkStart w:id="27" w:name="tableau-comparatif-rapide"/>
+    <w:bookmarkEnd w:id="27"/>
+    <w:bookmarkStart w:id="28" w:name="tableau-comparatif-rapide"/>
     <w:p>
       <w:pPr>
         <w:pStyle w:val="Heading3"/>
@@ -3502,8 +4012,8 @@
         </w:tc>
       </w:tr>
     </w:tbl>
-    <w:bookmarkEnd w:id="27"/>
-    <w:bookmarkStart w:id="28" w:name="dans-lapp-concrètement"/>
+    <w:bookmarkEnd w:id="28"/>
+    <w:bookmarkStart w:id="29" w:name="dans-lapp-concrètement"/>
     <w:p>
       <w:pPr>
         <w:pStyle w:val="Heading3"/>
@@ -3655,9 +4165,9 @@
         </w:pict>
       </w:r>
     </w:p>
-    <w:bookmarkEnd w:id="28"/>
     <w:bookmarkEnd w:id="29"/>
-    <w:bookmarkStart w:id="34" w:name="personas-côté-back-office"/>
+    <w:bookmarkEnd w:id="30"/>
+    <w:bookmarkStart w:id="35" w:name="personas-côté-back-office"/>
     <w:p>
       <w:pPr>
         <w:pStyle w:val="Heading2"/>
@@ -3709,7 +4219,7 @@
         <w:t xml:space="preserve">et via un back-office custom pour les statistiques financières.</w:t>
       </w:r>
     </w:p>
-    <w:bookmarkStart w:id="30" w:name="propriétaire-toi"/>
+    <w:bookmarkStart w:id="31" w:name="propriétaire-toi"/>
     <w:p>
       <w:pPr>
         <w:pStyle w:val="Heading3"/>
@@ -3778,8 +4288,8 @@
         <w:t xml:space="preserve">- Accès à toutes les stats et analytics.</w:t>
       </w:r>
     </w:p>
-    <w:bookmarkEnd w:id="30"/>
-    <w:bookmarkStart w:id="31" w:name="manageuse-de-ville"/>
+    <w:bookmarkEnd w:id="31"/>
+    <w:bookmarkStart w:id="32" w:name="manageuse-de-ville"/>
     <w:p>
       <w:pPr>
         <w:pStyle w:val="Heading3"/>
@@ -3874,8 +4384,8 @@
         <w:t xml:space="preserve">villes.</w:t>
       </w:r>
     </w:p>
-    <w:bookmarkEnd w:id="31"/>
-    <w:bookmarkStart w:id="32" w:name="modérateur"/>
+    <w:bookmarkEnd w:id="32"/>
+    <w:bookmarkStart w:id="33" w:name="modérateur"/>
     <w:p>
       <w:pPr>
         <w:pStyle w:val="Heading3"/>
@@ -3932,8 +4442,8 @@
         <w:t xml:space="preserve">- Aucun droit de création / édition de contenu.</w:t>
       </w:r>
     </w:p>
-    <w:bookmarkEnd w:id="32"/>
-    <w:bookmarkStart w:id="33" w:name="gouvernance"/>
+    <w:bookmarkEnd w:id="33"/>
+    <w:bookmarkStart w:id="34" w:name="gouvernance"/>
     <w:p>
       <w:pPr>
         <w:pStyle w:val="Heading3"/>
@@ -4023,9 +4533,9 @@
         </w:pict>
       </w:r>
     </w:p>
-    <w:bookmarkEnd w:id="33"/>
     <w:bookmarkEnd w:id="34"/>
-    <w:bookmarkStart w:id="41" w:name="lintelligence-derrière-le-feed"/>
+    <w:bookmarkEnd w:id="35"/>
+    <w:bookmarkStart w:id="42" w:name="lintelligence-derrière-le-feed"/>
     <w:p>
       <w:pPr>
         <w:pStyle w:val="Heading2"/>
@@ -4034,7 +4544,7 @@
         <w:t xml:space="preserve">5 — L’intelligence derrière le feed</w:t>
       </w:r>
     </w:p>
-    <w:bookmarkStart w:id="35" w:name="cest-le-cœur-de-lapp"/>
+    <w:bookmarkStart w:id="36" w:name="cest-le-cœur-de-lapp"/>
     <w:p>
       <w:pPr>
         <w:pStyle w:val="Heading3"/>
@@ -4155,8 +4665,8 @@
         <w:t xml:space="preserve">fois par mois — et c’est ce qui va justifier son abonnement.</w:t>
       </w:r>
     </w:p>
-    <w:bookmarkEnd w:id="35"/>
-    <w:bookmarkStart w:id="36" w:name="ce-que-lapp-apprend-de-toi"/>
+    <w:bookmarkEnd w:id="36"/>
+    <w:bookmarkStart w:id="37" w:name="ce-que-lapp-apprend-de-toi"/>
     <w:p>
       <w:pPr>
         <w:pStyle w:val="Heading3"/>
@@ -4456,8 +4966,8 @@
         <w:t xml:space="preserve">.</w:t>
       </w:r>
     </w:p>
-    <w:bookmarkEnd w:id="36"/>
-    <w:bookmarkStart w:id="37" w:name="ce-que-ça-produit-concrètement"/>
+    <w:bookmarkEnd w:id="37"/>
+    <w:bookmarkStart w:id="38" w:name="ce-que-ça-produit-concrètement"/>
     <w:p>
       <w:pPr>
         <w:pStyle w:val="Heading3"/>
@@ -4619,8 +5129,8 @@
         <w:t xml:space="preserve">premier choix.</w:t>
       </w:r>
     </w:p>
-    <w:bookmarkEnd w:id="37"/>
-    <w:bookmarkStart w:id="38" w:name="comment-cest-construit"/>
+    <w:bookmarkEnd w:id="38"/>
+    <w:bookmarkStart w:id="39" w:name="comment-cest-construit"/>
     <w:p>
       <w:pPr>
         <w:pStyle w:val="Heading3"/>
@@ -4793,8 +5303,8 @@
         <w:t xml:space="preserve">côté front.</w:t>
       </w:r>
     </w:p>
-    <w:bookmarkEnd w:id="38"/>
-    <w:bookmarkStart w:id="39" w:name="pourquoi-cest-essentiel-pour-le-business"/>
+    <w:bookmarkEnd w:id="39"/>
+    <w:bookmarkStart w:id="40" w:name="pourquoi-cest-essentiel-pour-le-business"/>
     <w:p>
       <w:pPr>
         <w:pStyle w:val="Heading3"/>
@@ -4977,8 +5487,8 @@
         <w:t xml:space="preserve">consulter ailleurs gratuitement.</w:t>
       </w:r>
     </w:p>
-    <w:bookmarkEnd w:id="39"/>
-    <w:bookmarkStart w:id="40" w:name="roadmap-après-la-v1"/>
+    <w:bookmarkEnd w:id="40"/>
+    <w:bookmarkStart w:id="41" w:name="roadmap-après-la-v1"/>
     <w:p>
       <w:pPr>
         <w:pStyle w:val="Heading3"/>
@@ -5108,9 +5618,9 @@
         </w:pict>
       </w:r>
     </w:p>
-    <w:bookmarkEnd w:id="40"/>
     <w:bookmarkEnd w:id="41"/>
-    <w:bookmarkStart w:id="45" w:name="architecture-technique"/>
+    <w:bookmarkEnd w:id="42"/>
+    <w:bookmarkStart w:id="46" w:name="architecture-technique"/>
     <w:p>
       <w:pPr>
         <w:pStyle w:val="Heading2"/>
@@ -5119,7 +5629,7 @@
         <w:t xml:space="preserve">6 — Architecture technique</w:t>
       </w:r>
     </w:p>
-    <w:bookmarkStart w:id="42" w:name="app-mobile"/>
+    <w:bookmarkStart w:id="43" w:name="app-mobile"/>
     <w:p>
       <w:pPr>
         <w:pStyle w:val="Heading3"/>
@@ -5325,8 +5835,8 @@
         <w:t xml:space="preserve">.</w:t>
       </w:r>
     </w:p>
-    <w:bookmarkEnd w:id="42"/>
-    <w:bookmarkStart w:id="43" w:name="back-end"/>
+    <w:bookmarkEnd w:id="43"/>
+    <w:bookmarkStart w:id="44" w:name="back-end"/>
     <w:p>
       <w:pPr>
         <w:pStyle w:val="Heading3"/>
@@ -5511,8 +6021,8 @@
         <w:t xml:space="preserve">pour la synchro des abonnements.</w:t>
       </w:r>
     </w:p>
-    <w:bookmarkEnd w:id="43"/>
-    <w:bookmarkStart w:id="44" w:name="trois-environnements"/>
+    <w:bookmarkEnd w:id="44"/>
+    <w:bookmarkStart w:id="45" w:name="trois-environnements"/>
     <w:p>
       <w:pPr>
         <w:pStyle w:val="Heading3"/>
@@ -5809,9 +6319,9 @@
         </w:pict>
       </w:r>
     </w:p>
-    <w:bookmarkEnd w:id="44"/>
     <w:bookmarkEnd w:id="45"/>
-    <w:bookmarkStart w:id="52" w:name="intégrations-tierces"/>
+    <w:bookmarkEnd w:id="46"/>
+    <w:bookmarkStart w:id="53" w:name="intégrations-tierces"/>
     <w:p>
       <w:pPr>
         <w:pStyle w:val="Heading2"/>
@@ -5820,7 +6330,7 @@
         <w:t xml:space="preserve">7 — Intégrations tierces</w:t>
       </w:r>
     </w:p>
-    <w:bookmarkStart w:id="46" w:name="authentification-google-apple-email"/>
+    <w:bookmarkStart w:id="47" w:name="authentification-google-apple-email"/>
     <w:p>
       <w:pPr>
         <w:pStyle w:val="Heading3"/>
@@ -6131,8 +6641,8 @@
         <w:t xml:space="preserve">Google peut plus tard lier son email / Apple sans perdre son compte.</w:t>
       </w:r>
     </w:p>
-    <w:bookmarkEnd w:id="46"/>
-    <w:bookmarkStart w:id="47" w:name="sanity-cms-gestion-de-contenu"/>
+    <w:bookmarkEnd w:id="47"/>
+    <w:bookmarkStart w:id="48" w:name="sanity-cms-gestion-de-contenu"/>
     <w:p>
       <w:pPr>
         <w:pStyle w:val="Heading3"/>
@@ -6306,8 +6816,8 @@
         <w:t xml:space="preserve">Publication via l’API GROQ → cache CDN côté front.</w:t>
       </w:r>
     </w:p>
-    <w:bookmarkEnd w:id="47"/>
-    <w:bookmarkStart w:id="48" w:name="brevo-emails-notifications"/>
+    <w:bookmarkEnd w:id="48"/>
+    <w:bookmarkStart w:id="49" w:name="brevo-emails-notifications"/>
     <w:p>
       <w:pPr>
         <w:pStyle w:val="Heading3"/>
@@ -6456,8 +6966,8 @@
         <w:t xml:space="preserve">(engagement supérieur).</w:t>
       </w:r>
     </w:p>
-    <w:bookmarkEnd w:id="48"/>
-    <w:bookmarkStart w:id="49" w:name="stripe-paiements"/>
+    <w:bookmarkEnd w:id="49"/>
+    <w:bookmarkStart w:id="50" w:name="stripe-paiements"/>
     <w:p>
       <w:pPr>
         <w:pStyle w:val="Heading3"/>
@@ -6584,8 +7094,8 @@
         <w:t xml:space="preserve">Apple Pay / Google Pay activés pour le checkout.</w:t>
       </w:r>
     </w:p>
-    <w:bookmarkEnd w:id="49"/>
-    <w:bookmarkStart w:id="50" w:name="maps"/>
+    <w:bookmarkEnd w:id="50"/>
+    <w:bookmarkStart w:id="51" w:name="maps"/>
     <w:p>
       <w:pPr>
         <w:pStyle w:val="Heading3"/>
@@ -6640,8 +7150,8 @@
         <w:t xml:space="preserve">Maps, Google Maps, Waze) quand la fille clique sur l’adresse.</w:t>
       </w:r>
     </w:p>
-    <w:bookmarkEnd w:id="50"/>
-    <w:bookmarkStart w:id="51" w:name="autres"/>
+    <w:bookmarkEnd w:id="51"/>
+    <w:bookmarkStart w:id="52" w:name="autres"/>
     <w:p>
       <w:pPr>
         <w:pStyle w:val="Heading3"/>
@@ -6751,9 +7261,9 @@
         </w:pict>
       </w:r>
     </w:p>
-    <w:bookmarkEnd w:id="51"/>
     <w:bookmarkEnd w:id="52"/>
-    <w:bookmarkStart w:id="56" w:name="back-office-administration"/>
+    <w:bookmarkEnd w:id="53"/>
+    <w:bookmarkStart w:id="57" w:name="back-office-administration"/>
     <w:p>
       <w:pPr>
         <w:pStyle w:val="Heading2"/>
@@ -6788,7 +7298,7 @@
         <w:t xml:space="preserve">aux 3 rôles avec des vues adaptées.</w:t>
       </w:r>
     </w:p>
-    <w:bookmarkStart w:id="53" w:name="propriétaire"/>
+    <w:bookmarkStart w:id="54" w:name="propriétaire"/>
     <w:p>
       <w:pPr>
         <w:pStyle w:val="Heading3"/>
@@ -6897,8 +7407,8 @@
         <w:t xml:space="preserve">modérateurs.</w:t>
       </w:r>
     </w:p>
-    <w:bookmarkEnd w:id="53"/>
-    <w:bookmarkStart w:id="54" w:name="manageuse-de-ville-1"/>
+    <w:bookmarkEnd w:id="54"/>
+    <w:bookmarkStart w:id="55" w:name="manageuse-de-ville-1"/>
     <w:p>
       <w:pPr>
         <w:pStyle w:val="Heading3"/>
@@ -6995,8 +7505,8 @@
         <w:t xml:space="preserve">de la liste des inscrites pour la logistique.</w:t>
       </w:r>
     </w:p>
-    <w:bookmarkEnd w:id="54"/>
-    <w:bookmarkStart w:id="55" w:name="modérateur-1"/>
+    <w:bookmarkEnd w:id="55"/>
+    <w:bookmarkStart w:id="56" w:name="modérateur-1"/>
     <w:p>
       <w:pPr>
         <w:pStyle w:val="Heading3"/>
@@ -7078,9 +7588,9 @@
         </w:pict>
       </w:r>
     </w:p>
-    <w:bookmarkEnd w:id="55"/>
     <w:bookmarkEnd w:id="56"/>
-    <w:bookmarkStart w:id="61" w:name="planning-3-sprints-3-jalons"/>
+    <w:bookmarkEnd w:id="57"/>
+    <w:bookmarkStart w:id="62" w:name="planning-3-sprints-3-jalons"/>
     <w:p>
       <w:pPr>
         <w:pStyle w:val="Heading2"/>
@@ -7125,7 +7635,7 @@
         <w:t xml:space="preserve">pas entre tes mains.</w:t>
       </w:r>
     </w:p>
-    <w:bookmarkStart w:id="57" w:name="vue-densemble"/>
+    <w:bookmarkStart w:id="58" w:name="vue-densemble"/>
     <w:p>
       <w:pPr>
         <w:pStyle w:val="Heading3"/>
@@ -7401,8 +7911,8 @@
         </w:tc>
       </w:tr>
     </w:tbl>
-    <w:bookmarkEnd w:id="57"/>
-    <w:bookmarkStart w:id="58" w:name="sprint-1-semaine-1-fondations"/>
+    <w:bookmarkEnd w:id="58"/>
+    <w:bookmarkStart w:id="59" w:name="sprint-1-semaine-1-fondations"/>
     <w:p>
       <w:pPr>
         <w:pStyle w:val="Heading3"/>
@@ -7555,8 +8065,8 @@
         <w:t xml:space="preserve">naviguer la coquille des 5 onglets.</w:t>
       </w:r>
     </w:p>
-    <w:bookmarkEnd w:id="58"/>
-    <w:bookmarkStart w:id="59" w:name="sprint-2-semaine-2-cœur-applicatif"/>
+    <w:bookmarkEnd w:id="59"/>
+    <w:bookmarkStart w:id="60" w:name="sprint-2-semaine-2-cœur-applicatif"/>
     <w:p>
       <w:pPr>
         <w:pStyle w:val="Heading3"/>
@@ -7721,8 +8231,8 @@
         <w:t xml:space="preserve">Stripe de test. Recette possible avant de déclencher la prod.</w:t>
       </w:r>
     </w:p>
-    <w:bookmarkEnd w:id="59"/>
-    <w:bookmarkStart w:id="60" w:name="Xb7366f315a8c6abc9f581694ffe56ffcc81dddd"/>
+    <w:bookmarkEnd w:id="60"/>
+    <w:bookmarkStart w:id="61" w:name="Xb7366f315a8c6abc9f581694ffe56ffcc81dddd"/>
     <w:p>
       <w:pPr>
         <w:pStyle w:val="Heading3"/>
@@ -7941,9 +8451,9 @@
         </w:pict>
       </w:r>
     </w:p>
-    <w:bookmarkEnd w:id="60"/>
     <w:bookmarkEnd w:id="61"/>
-    <w:bookmarkStart w:id="67" w:name="pricing"/>
+    <w:bookmarkEnd w:id="62"/>
+    <w:bookmarkStart w:id="68" w:name="pricing"/>
     <w:p>
       <w:pPr>
         <w:pStyle w:val="Heading2"/>
@@ -7979,7 +8489,7 @@
         <w:t xml:space="preserve">modèle d’abonnement côté utilisatrices décrit en § 3 bis.</w:t>
       </w:r>
     </w:p>
-    <w:bookmarkStart w:id="62" w:name="détail-du-forfait-les-apéros-filles-v1"/>
+    <w:bookmarkStart w:id="63" w:name="détail-du-forfait-les-apéros-filles-v1"/>
     <w:p>
       <w:pPr>
         <w:pStyle w:val="Heading3"/>
@@ -8266,8 +8776,8 @@
         </w:tc>
       </w:tr>
     </w:tbl>
-    <w:bookmarkEnd w:id="62"/>
-    <w:bookmarkStart w:id="63" w:name="X252ff4a989a02885f4e43c26a4200b6a95ae713"/>
+    <w:bookmarkEnd w:id="63"/>
+    <w:bookmarkStart w:id="64" w:name="X252ff4a989a02885f4e43c26a4200b6a95ae713"/>
     <w:p>
       <w:pPr>
         <w:pStyle w:val="Heading3"/>
@@ -8564,8 +9074,8 @@
         <w:t xml:space="preserve">la recette.</w:t>
       </w:r>
     </w:p>
-    <w:bookmarkEnd w:id="63"/>
-    <w:bookmarkStart w:id="64" w:name="ce-qui-est-inclus"/>
+    <w:bookmarkEnd w:id="64"/>
+    <w:bookmarkStart w:id="65" w:name="ce-qui-est-inclus"/>
     <w:p>
       <w:pPr>
         <w:pStyle w:val="Heading3"/>
@@ -8710,8 +9220,8 @@
         <w:t xml:space="preserve">post-production (correction de bugs sans frais).</w:t>
       </w:r>
     </w:p>
-    <w:bookmarkEnd w:id="64"/>
-    <w:bookmarkStart w:id="65" w:name="ce-qui-nest-pas-inclus"/>
+    <w:bookmarkEnd w:id="65"/>
+    <w:bookmarkStart w:id="66" w:name="ce-qui-nest-pas-inclus"/>
     <w:p>
       <w:pPr>
         <w:pStyle w:val="Heading3"/>
@@ -8936,8 +9446,8 @@
         <w:t xml:space="preserve">ajout significatif fait l’objet d’un devis complémentaire.</w:t>
       </w:r>
     </w:p>
-    <w:bookmarkEnd w:id="65"/>
-    <w:bookmarkStart w:id="66" w:name="conditions"/>
+    <w:bookmarkEnd w:id="66"/>
+    <w:bookmarkStart w:id="67" w:name="conditions"/>
     <w:p>
       <w:pPr>
         <w:pStyle w:val="Heading3"/>
@@ -9041,9 +9551,9 @@
         </w:pict>
       </w:r>
     </w:p>
-    <w:bookmarkEnd w:id="66"/>
     <w:bookmarkEnd w:id="67"/>
-    <w:bookmarkStart w:id="68" w:name="pour-conclure"/>
+    <w:bookmarkEnd w:id="68"/>
+    <w:bookmarkStart w:id="69" w:name="pour-conclure"/>
     <w:p>
       <w:pPr>
         <w:pStyle w:val="Heading2"/>
@@ -9149,8 +9659,8 @@
         <w:t xml:space="preserve">Baptiste</w:t>
       </w:r>
     </w:p>
-    <w:bookmarkEnd w:id="68"/>
     <w:bookmarkEnd w:id="69"/>
+    <w:bookmarkEnd w:id="70"/>
     <w:sectPr>
       <w:footnotePr>
         <w:numRestart w:val="eachSect"/>
